--- a/5_summary/output/income_quartiles.docx
+++ b/5_summary/output/income_quartiles.docx
@@ -884,7 +884,7 @@
                 <w:szCs w:val="20"/>
                 <w:color w:val="000000"/>
               </w:rPr>
-              <w:t xml:space="preserve">3,729</w:t>
+              <w:t xml:space="preserve">25,515</w:t>
             </w:r>
           </w:p>
         </w:tc>
@@ -1306,14 +1306,14 @@
                 <w:szCs w:val="20"/>
                 <w:color w:val="000000"/>
               </w:rPr>
-              <w:t xml:space="preserve">8,440</w:t>
+              <w:t xml:space="preserve">57,748</w:t>
             </w:r>
           </w:p>
         </w:tc>
       </w:tr>
       <w:tr>
         <w:trPr>
-          <w:trHeight w:val="597" w:hRule="auto"/>
+          <w:trHeight w:val="598" w:hRule="auto"/>
         </w:trPr>
         body 3
         <w:tc>
@@ -1728,7 +1728,7 @@
                 <w:szCs w:val="20"/>
                 <w:color w:val="000000"/>
               </w:rPr>
-              <w:t xml:space="preserve">13,977</w:t>
+              <w:t xml:space="preserve">95,636</w:t>
             </w:r>
           </w:p>
         </w:tc>
@@ -2150,7 +2150,7 @@
                 <w:szCs w:val="20"/>
                 <w:color w:val="000000"/>
               </w:rPr>
-              <w:t xml:space="preserve">25,507</w:t>
+              <w:t xml:space="preserve">174,531</w:t>
             </w:r>
           </w:p>
         </w:tc>
@@ -2572,7 +2572,7 @@
                 <w:szCs w:val="20"/>
                 <w:color w:val="000000"/>
               </w:rPr>
-              <w:t xml:space="preserve">14,348</w:t>
+              <w:t xml:space="preserve">98,172</w:t>
             </w:r>
           </w:p>
         </w:tc>
@@ -2994,7 +2994,7 @@
                 <w:szCs w:val="20"/>
                 <w:color w:val="000000"/>
               </w:rPr>
-              <w:t xml:space="preserve">25,987</w:t>
+              <w:t xml:space="preserve">177,811</w:t>
             </w:r>
           </w:p>
         </w:tc>
@@ -3416,7 +3416,7 @@
                 <w:szCs w:val="20"/>
                 <w:color w:val="000000"/>
               </w:rPr>
-              <w:t xml:space="preserve">38,407</w:t>
+              <w:t xml:space="preserve">262,794</w:t>
             </w:r>
           </w:p>
         </w:tc>
@@ -3838,7 +3838,7 @@
                 <w:szCs w:val="20"/>
                 <w:color w:val="000000"/>
               </w:rPr>
-              <w:t xml:space="preserve">65,765</w:t>
+              <w:t xml:space="preserve">449,987</w:t>
             </w:r>
           </w:p>
         </w:tc>
@@ -4260,7 +4260,7 @@
                 <w:szCs w:val="20"/>
                 <w:color w:val="000000"/>
               </w:rPr>
-              <w:t xml:space="preserve">21,135</w:t>
+              <w:t xml:space="preserve">24,047</w:t>
             </w:r>
           </w:p>
         </w:tc>
@@ -4682,7 +4682,7 @@
                 <w:szCs w:val="20"/>
                 <w:color w:val="000000"/>
               </w:rPr>
-              <w:t xml:space="preserve">53,658</w:t>
+              <w:t xml:space="preserve">61,050</w:t>
             </w:r>
           </w:p>
         </w:tc>
@@ -5104,7 +5104,7 @@
                 <w:szCs w:val="20"/>
                 <w:color w:val="000000"/>
               </w:rPr>
-              <w:t xml:space="preserve">90,176</w:t>
+              <w:t xml:space="preserve">102,599</w:t>
             </w:r>
           </w:p>
         </w:tc>
@@ -5526,7 +5526,7 @@
                 <w:szCs w:val="20"/>
                 <w:color w:val="000000"/>
               </w:rPr>
-              <w:t xml:space="preserve">217,315</w:t>
+              <w:t xml:space="preserve">247,252</w:t>
             </w:r>
           </w:p>
         </w:tc>
@@ -5948,7 +5948,7 @@
                 <w:szCs w:val="20"/>
                 <w:color w:val="000000"/>
               </w:rPr>
-              <w:t xml:space="preserve">110,006</w:t>
+              <w:t xml:space="preserve">125,160</w:t>
             </w:r>
           </w:p>
         </w:tc>
@@ -6370,7 +6370,7 @@
                 <w:szCs w:val="20"/>
                 <w:color w:val="000000"/>
               </w:rPr>
-              <w:t xml:space="preserve">231,633</w:t>
+              <w:t xml:space="preserve">263,542</w:t>
             </w:r>
           </w:p>
         </w:tc>
@@ -6792,7 +6792,7 @@
                 <w:szCs w:val="20"/>
                 <w:color w:val="000000"/>
               </w:rPr>
-              <w:t xml:space="preserve">382,151</w:t>
+              <w:t xml:space="preserve">434,796</w:t>
             </w:r>
           </w:p>
         </w:tc>
@@ -7214,7 +7214,7 @@
                 <w:szCs w:val="20"/>
                 <w:color w:val="000000"/>
               </w:rPr>
-              <w:t xml:space="preserve">795,332</w:t>
+              <w:t xml:space="preserve">904,896</w:t>
             </w:r>
           </w:p>
         </w:tc>
@@ -7636,7 +7636,7 @@
                 <w:szCs w:val="20"/>
                 <w:color w:val="000000"/>
               </w:rPr>
-              <w:t xml:space="preserve">37,976</w:t>
+              <w:t xml:space="preserve">18,307</w:t>
             </w:r>
           </w:p>
         </w:tc>
@@ -8058,7 +8058,7 @@
                 <w:szCs w:val="20"/>
                 <w:color w:val="000000"/>
               </w:rPr>
-              <w:t xml:space="preserve">107,729</w:t>
+              <w:t xml:space="preserve">51,933</w:t>
             </w:r>
           </w:p>
         </w:tc>
@@ -8480,7 +8480,7 @@
                 <w:szCs w:val="20"/>
                 <w:color w:val="000000"/>
               </w:rPr>
-              <w:t xml:space="preserve">200,743</w:t>
+              <w:t xml:space="preserve">96,773</w:t>
             </w:r>
           </w:p>
         </w:tc>
@@ -8902,7 +8902,7 @@
                 <w:szCs w:val="20"/>
                 <w:color w:val="000000"/>
               </w:rPr>
-              <w:t xml:space="preserve">497,124</w:t>
+              <w:t xml:space="preserve">239,650</w:t>
             </w:r>
           </w:p>
         </w:tc>
@@ -9324,7 +9324,7 @@
                 <w:szCs w:val="20"/>
                 <w:color w:val="000000"/>
               </w:rPr>
-              <w:t xml:space="preserve">252,166</w:t>
+              <w:t xml:space="preserve">121,562</w:t>
             </w:r>
           </w:p>
         </w:tc>
@@ -9746,7 +9746,7 @@
                 <w:szCs w:val="20"/>
                 <w:color w:val="000000"/>
               </w:rPr>
-              <w:t xml:space="preserve">561,802</w:t>
+              <w:t xml:space="preserve">270,830</w:t>
             </w:r>
           </w:p>
         </w:tc>
@@ -10168,7 +10168,7 @@
                 <w:szCs w:val="20"/>
                 <w:color w:val="000000"/>
               </w:rPr>
-              <w:t xml:space="preserve">998,169</w:t>
+              <w:t xml:space="preserve">481,190</w:t>
             </w:r>
           </w:p>
         </w:tc>
@@ -10590,7 +10590,7 @@
                 <w:szCs w:val="20"/>
                 <w:color w:val="000000"/>
               </w:rPr>
-              <w:t xml:space="preserve">2,342,562</w:t>
+              <w:t xml:space="preserve">1,129,285</w:t>
             </w:r>
           </w:p>
         </w:tc>
